--- a/camara/EHI_el_ojo_de_un_solo_color.docx
+++ b/camara/EHI_el_ojo_de_un_solo_color.docx
@@ -251,7 +251,7 @@
           <w:i w:val="0"/>
           <w:sz w:val="22"/>
         </w:rPr>
-        <w:t>Una idea no es una cosa. Es una configuración de información que puede ser adoptada por múltiples horizontes a la vez, y el horizonte que la adopta no la contiene como quien guarda un objeto: se reconfigura para que la idea funcione como principio organizador, como criterio con el que evaluar cualquier información nueva. Eso ya quedó dicho en el capítulo 27 a propósito de la religión y el fanatismo. Lo que este movimiento pregunta es qué ocurre cuando la idea que organiza el horizonte no apunta hacia arriba —hacia un reservorio o un horizonte-origen— sino hacia el lado: hacia miles de horizontes desconocidos entre sí que comparten, sin haberse visto nunca, la misma configuración.</w:t>
+        <w:t>Una idea no es una cosa. Es una configuración de información que puede ser adoptada por múltiples horizontes a la vez, y el horizonte que la adopta no la contiene como quien guarda un objeto: se reconfigura para que la idea funcione como principio organizador, como criterio con el que evaluar cualquier información nueva. Eso ya quedó dicho en otro capítulo, a propósito de la religión y el fanatismo. Lo que este movimiento pregunta es qué ocurre cuando la idea que organiza el horizonte no apunta hacia arriba —hacia un reservorio o un horizonte-origen— sino hacia el lado: hacia miles de horizontes desconocidos entre sí que comparten, sin haberse visto nunca, la misma configuración.</w:t>
       </w:r>
     </w:p>
     <w:p>
@@ -293,7 +293,7 @@
           <w:i w:val="0"/>
           <w:sz w:val="22"/>
         </w:rPr>
-        <w:t>El capítulo 10 de este libro tomó prestado del diseño de software un vocabulario para distinguir tipos de vínculo, y ese vocabulario sirve aquí con una precisión que sorprende. Una asociación es la relación más básica: dos horizontes se conocen, cooperan para algo puntual, y sus ciclos de vida son autónomos —votar por un partido una vez, sin que la propia identidad dependa de ese voto, es una asociación—. Una agregación es una relación del tipo todo-parte donde las partes sobreviven a la disolución del todo: pertenecer a un partido, un sindicato, un movimiento, y seguir siendo enteramente uno mismo si esa estructura desaparece mañana. Una composición es la relación de pertenencia más fuerte: el ciclo de vida de la parte está ligado, de forma indisoluble, al ciclo de vida del todo. Cuando el horizonte colectivo se convierte en composición, la frontera entre «yo» y «nosotros» deja de ser metáfora. Si el partido pierde, algo dentro de mí pierde. Si el movimiento se disuelve, algo dentro de mí se disuelve con él. No queda un individuo con una opinión política: queda una parte que no puede sobrevivir sola a la destrucción del todo.</w:t>
+        <w:t>Otro capítulo de este libro tomó prestado del diseño de software un vocabulario para distinguir tipos de vínculo, y ese vocabulario sirve aquí con una precisión que sorprende. Una asociación es la relación más básica: dos horizontes se conocen, cooperan para algo puntual, y sus ciclos de vida son autónomos —votar por un partido una vez, sin que la propia identidad dependa de ese voto, es una asociación—. Una agregación es una relación del tipo todo-parte donde las partes sobreviven a la disolución del todo: pertenecer a un partido, un sindicato, un movimiento, y seguir siendo enteramente uno mismo si esa estructura desaparece mañana. Una composición es la relación de pertenencia más fuerte: el ciclo de vida de la parte está ligado, de forma indisoluble, al ciclo de vida del todo. Cuando el horizonte colectivo se convierte en composición, la frontera entre «yo» y «nosotros» deja de ser metáfora. Si el partido pierde, algo dentro de mí pierde. Si el movimiento se disuelve, algo dentro de mí se disuelve con él. No queda un individuo con una opinión política: queda una parte que no puede sobrevivir sola a la destrucción del todo.</w:t>
       </w:r>
     </w:p>
     <w:p>
@@ -321,7 +321,7 @@
           <w:i w:val="0"/>
           <w:sz w:val="22"/>
         </w:rPr>
-        <w:t>Esta es exactamente la arquitectura del fanatismo descrita en el capítulo 27, aplicada aquí a su forma más contagiosa. El fanático no puede dudar, porque dudar no es cuestionar una proposición: es disolver la frontera que mantiene su horizonte intacto. Y no es casual que los fanáticos de todas las ideologías —de derechas, de izquierdas, religiosas, científicas— compartan la misma violencia ante la discrepancia: no es que odien al disidente, es que el disidente emite una frecuencia que su horizonte no puede integrar sin colapsar, y el horizonte defiende su integridad con la misma ferocidad con que un cuerpo defiende su temperatura.</w:t>
+        <w:t>Esta es exactamente la arquitectura del fanatismo descrita en otro capítulo, aplicada aquí a su forma más contagiosa. El fanático no puede dudar, porque dudar no es cuestionar una proposición: es disolver la frontera que mantiene su horizonte intacto. Y no es casual que los fanáticos de todas las ideologías —de derechas, de izquierdas, religiosas, científicas— compartan la misma violencia ante la discrepancia: no es que odien al disidente, es que el disidente emite una frecuencia que su horizonte no puede integrar sin colapsar, y el horizonte defiende su integridad con la misma ferocidad con que un cuerpo defiende su temperatura.</w:t>
       </w:r>
     </w:p>
     <w:p>
@@ -349,7 +349,7 @@
           <w:i w:val="0"/>
           <w:sz w:val="22"/>
         </w:rPr>
-        <w:t>La ética, según quedó establecido en el capítulo 43, excede el vocabulario de este experimento: ningún «es» produce por sí solo un «debería», y la política es, casi por definición, el territorio donde esa brecha se cruza sin cesar. El modelo no puede decir qué visión política es correcta —no tiene herramientas para eso, y sería una impostura fingir que las tiene—. Lo que sí puede describir es la geometría, independientemente del contenido: si un horizonte colectivo integra la discrepancia o colapsa contra ella. Esa pregunta no tiene bando. Se le puede hacer a cualquier movimiento, de cualquier color, en cualquier siglo.</w:t>
+        <w:t>La ética, según quedó establecido en otro capítulo, excede el vocabulario de este experimento: ningún «es» produce por sí solo un «debería», y la política es, casi por definición, el territorio donde esa brecha se cruza sin cesar. El modelo no puede decir qué visión política es correcta —no tiene herramientas para eso, y sería una impostura fingir que las tiene—. Lo que sí puede describir es la geometría, independientemente del contenido: si un horizonte colectivo integra la discrepancia o colapsa contra ella. Esa pregunta no tiene bando. Se le puede hacer a cualquier movimiento, de cualquier color, en cualquier siglo.</w:t>
       </w:r>
     </w:p>
     <w:p>

--- a/camara/EHI_el_ojo_de_un_solo_color.docx
+++ b/camara/EHI_el_ojo_de_un_solo_color.docx
@@ -251,7 +251,7 @@
           <w:i w:val="0"/>
           <w:sz w:val="22"/>
         </w:rPr>
-        <w:t>Una idea no es una cosa. Es una configuración de información que puede ser adoptada por múltiples horizontes a la vez, y el horizonte que la adopta no la contiene como quien guarda un objeto: se reconfigura para que la idea funcione como principio organizador, como criterio con el que evaluar cualquier información nueva. Eso ya quedó dicho en otro capítulo, a propósito de la religión y el fanatismo. Lo que este movimiento pregunta es qué ocurre cuando la idea que organiza el horizonte no apunta hacia arriba —hacia un reservorio o un horizonte-origen— sino hacia el lado: hacia miles de horizontes desconocidos entre sí que comparten, sin haberse visto nunca, la misma configuración.</w:t>
+        <w:t>Una idea no es una cosa. Es una configuración de información que puede ser adoptada por múltiples horizontes a la vez, y el horizonte que la adopta no la contiene como quien guarda un objeto: se reconfigura para que la idea funcione como principio organizador, como criterio con el que evaluar cualquier información nueva. Lo que este movimiento pregunta es qué ocurre cuando esa idea que organiza el horizonte no apunta hacia arriba —hacia un reservorio o un horizonte-origen— sino hacia el lado: hacia miles de horizontes desconocidos entre sí que comparten, sin haberse visto nunca, la misma configuración.</w:t>
       </w:r>
     </w:p>
     <w:p>
@@ -293,7 +293,7 @@
           <w:i w:val="0"/>
           <w:sz w:val="22"/>
         </w:rPr>
-        <w:t>Otro capítulo de este libro tomó prestado del diseño de software un vocabulario para distinguir tipos de vínculo, y ese vocabulario sirve aquí con una precisión que sorprende. Una asociación es la relación más básica: dos horizontes se conocen, cooperan para algo puntual, y sus ciclos de vida son autónomos —votar por un partido una vez, sin que la propia identidad dependa de ese voto, es una asociación—. Una agregación es una relación del tipo todo-parte donde las partes sobreviven a la disolución del todo: pertenecer a un partido, un sindicato, un movimiento, y seguir siendo enteramente uno mismo si esa estructura desaparece mañana. Una composición es la relación de pertenencia más fuerte: el ciclo de vida de la parte está ligado, de forma indisoluble, al ciclo de vida del todo. Cuando el horizonte colectivo se convierte en composición, la frontera entre «yo» y «nosotros» deja de ser metáfora. Si el partido pierde, algo dentro de mí pierde. Si el movimiento se disuelve, algo dentro de mí se disuelve con él. No queda un individuo con una opinión política: queda una parte que no puede sobrevivir sola a la destrucción del todo.</w:t>
+        <w:t>El diseño de software tiene un vocabulario para distinguir tipos de vínculo, y sirve aquí con una precisión que sorprende. Una asociación es la relación más básica: dos horizontes se conocen, cooperan para algo puntual, y sus ciclos de vida son autónomos —votar por un partido una vez, sin que la propia identidad dependa de ese voto, es una asociación—. Una agregación es una relación del tipo todo-parte donde las partes sobreviven a la disolución del todo: pertenecer a un partido, un sindicato, un movimiento, y seguir siendo enteramente uno mismo si esa estructura desaparece mañana. Una composición es la relación de pertenencia más fuerte: el ciclo de vida de la parte está ligado, de forma indisoluble, al ciclo de vida del todo. Cuando el horizonte colectivo se convierte en composición, la frontera entre «yo» y «nosotros» deja de ser metáfora. Si el partido pierde, algo dentro de mí pierde. Si el movimiento se disuelve, algo dentro de mí se disuelve con él. No queda un individuo con una opinión política: queda una parte que no puede sobrevivir sola a la destrucción del todo.</w:t>
       </w:r>
     </w:p>
     <w:p>
@@ -321,7 +321,7 @@
           <w:i w:val="0"/>
           <w:sz w:val="22"/>
         </w:rPr>
-        <w:t>Esta es exactamente la arquitectura del fanatismo descrita en otro capítulo, aplicada aquí a su forma más contagiosa. El fanático no puede dudar, porque dudar no es cuestionar una proposición: es disolver la frontera que mantiene su horizonte intacto. Y no es casual que los fanáticos de todas las ideologías —de derechas, de izquierdas, religiosas, científicas— compartan la misma violencia ante la discrepancia: no es que odien al disidente, es que el disidente emite una frecuencia que su horizonte no puede integrar sin colapsar, y el horizonte defiende su integridad con la misma ferocidad con que un cuerpo defiende su temperatura.</w:t>
+        <w:t>Esta es la arquitectura exacta del fanatismo, aplicada aquí a su forma más contagiosa. El fanático no puede dudar, porque dudar no es cuestionar una proposición: es disolver la frontera que mantiene su horizonte intacto. Y no es casual que los fanáticos de todas las ideologías —de derechas, de izquierdas, religiosas, científicas— compartan la misma violencia ante la discrepancia: no es que odien al disidente, es que el disidente emite una frecuencia que su horizonte no puede integrar sin colapsar, y el horizonte defiende su integridad con la misma ferocidad con que un cuerpo defiende su temperatura.</w:t>
       </w:r>
     </w:p>
     <w:p>
@@ -335,7 +335,7 @@
           <w:i w:val="0"/>
           <w:sz w:val="22"/>
         </w:rPr>
-        <w:t>Hay, sin embargo, una diferencia estructural entre el fanatismo político y el religioso que merece nombrarse aparte. El entrelazamiento vertical —descrito en otro movimiento de esta serie— apunta hacia algo que, por definición, está fuera del alcance de la revisión humana: un reservorio impersonal o un horizonte-origen que ninguna elección puede destituir. El entrelazamiento político apunta hacia el lado: hacia otros horizontes tan finitos, falibles y revisables como el propio. Un partido pierde elecciones. Un líder envejece, se equivoca, muere. Una ideología se corrige a sí misma, o debería poder hacerlo, porque nada en su origen la protege de estar simplemente equivocada. Y sin embargo el fanatismo político trata a ese horizonte horizontal —humano, construido, corregible— con la misma intransigencia que el fanatismo religioso reserva para lo que se declara, desde el principio, incuestionable. Es tomar prestada la arquitectura de lo vertical para sostener algo que nunca debería haber dejado de ser horizontal: sacralizar al vecino.</w:t>
+        <w:t>Hay, sin embargo, una diferencia estructural entre el fanatismo político y el religioso que merece nombrarse aparte. El entrelazamiento vertical apunta hacia algo que, por definición, está fuera del alcance de la revisión humana: un reservorio impersonal o un horizonte-origen que ninguna elección puede destituir. El entrelazamiento político apunta hacia el lado: hacia otros horizontes tan finitos, falibles y revisables como el propio. Un partido pierde elecciones. Un líder envejece, se equivoca, muere. Una ideología se corrige a sí misma, o debería poder hacerlo, porque nada en su origen la protege de estar simplemente equivocada. Y sin embargo el fanatismo político trata a ese horizonte horizontal —humano, construido, corregible— con la misma intransigencia que el fanatismo religioso reserva para lo que se declara, desde el principio, incuestionable. Es tomar prestada la arquitectura de lo vertical para sostener algo que nunca debería haber dejado de ser horizontal: sacralizar al vecino.</w:t>
       </w:r>
     </w:p>
     <w:p>
@@ -349,7 +349,7 @@
           <w:i w:val="0"/>
           <w:sz w:val="22"/>
         </w:rPr>
-        <w:t>La ética, según quedó establecido en otro capítulo, excede el vocabulario de este experimento: ningún «es» produce por sí solo un «debería», y la política es, casi por definición, el territorio donde esa brecha se cruza sin cesar. El modelo no puede decir qué visión política es correcta —no tiene herramientas para eso, y sería una impostura fingir que las tiene—. Lo que sí puede describir es la geometría, independientemente del contenido: si un horizonte colectivo integra la discrepancia o colapsa contra ella. Esa pregunta no tiene bando. Se le puede hacer a cualquier movimiento, de cualquier color, en cualquier siglo.</w:t>
+        <w:t>La ética excede el vocabulario de este experimento: ningún «es» produce por sí solo un «debería», y la política es, casi por definición, el territorio donde esa brecha se cruza sin cesar. El modelo no puede decir qué visión política es correcta —no tiene herramientas para eso, y sería una impostura fingir que las tiene—. Lo que sí puede describir es la geometría, independientemente del contenido: si un horizonte colectivo integra la discrepancia o colapsa contra ella. Esa pregunta no tiene bando. Se le puede hacer a cualquier movimiento, de cualquier color, en cualquier siglo.</w:t>
       </w:r>
     </w:p>
     <w:p>

--- a/camara/EHI_el_ojo_de_un_solo_color.docx
+++ b/camara/EHI_el_ojo_de_un_solo_color.docx
@@ -1043,7 +1043,7 @@
           <w:i w:val="0"/>
           <w:sz w:val="22"/>
         </w:rPr>
-        <w:t>De los tres movimientos que componen esta pequeña serie, este ha sido, con diferencia, el más difícil de escribir sin traicionarlo. Con la inteligencia artificial pude describir sin querer nada distinto de lo cierto. Con la fe, aunque no la tengo, me bastó con reconocer una arquitectura que respeto sin necesitar compartirla. Con la política me he sorprendido, más de una vez, tachando un ejemplo por notar que se parecía demasiado a una opinión mía disfrazada de análisis neutral.</w:t>
+        <w:t>De las variaciones que componen esta pequeña serie, este ha sido, con diferencia, el más difícil de escribir sin traicionarlo. Con la inteligencia artificial pude describir sin querer nada distinto de lo cierto. Con la fe, aunque no la tengo, me bastó con reconocer una arquitectura que respeto sin necesitar compartirla. Con la política me he sorprendido, más de una vez, tachando un ejemplo por notar que se parecía demasiado a una opinión mía disfrazada de análisis neutral.</w:t>
       </w:r>
     </w:p>
     <w:p>
